--- a/semanas/semana11/examen semana 11.docx
+++ b/semanas/semana11/examen semana 11.docx
@@ -1,6 +1,6 @@
 
 <file path=word/document.xml><?xml version="1.0" encoding="utf-8"?>
-<w:document xmlns:wpc="http://schemas.microsoft.com/office/word/2010/wordprocessingCanvas" xmlns:mc="http://schemas.openxmlformats.org/markup-compatibility/2006" xmlns:o="urn:schemas-microsoft-com:office:office" xmlns:r="http://schemas.openxmlformats.org/officeDocument/2006/relationships" xmlns:m="http://schemas.openxmlformats.org/officeDocument/2006/math" xmlns:v="urn:schemas-microsoft-com:vml" xmlns:wp14="http://schemas.microsoft.com/office/word/2010/wordprocessingDrawing" xmlns:wp="http://schemas.openxmlformats.org/drawingml/2006/wordprocessingDrawing" xmlns:w10="urn:schemas-microsoft-com:office:word" xmlns:w="http://schemas.openxmlformats.org/wordprocessingml/2006/main" xmlns:w14="http://schemas.microsoft.com/office/word/2010/wordml" xmlns:w15="http://schemas.microsoft.com/office/word/2012/wordml" xmlns:wpg="http://schemas.microsoft.com/office/word/2010/wordprocessingGroup" xmlns:wpi="http://schemas.microsoft.com/office/word/2010/wordprocessingInk" xmlns:wne="http://schemas.microsoft.com/office/word/2006/wordml" xmlns:wps="http://schemas.microsoft.com/office/word/2010/wordprocessingShape" mc:Ignorable="w14 w15 wp14">
+<w:document xmlns:wpc="http://schemas.microsoft.com/office/word/2010/wordprocessingCanvas" xmlns:cx="http://schemas.microsoft.com/office/drawing/2014/chartex" xmlns:mc="http://schemas.openxmlformats.org/markup-compatibility/2006" xmlns:o="urn:schemas-microsoft-com:office:office" xmlns:r="http://schemas.openxmlformats.org/officeDocument/2006/relationships" xmlns:m="http://schemas.openxmlformats.org/officeDocument/2006/math" xmlns:v="urn:schemas-microsoft-com:vml" xmlns:wp14="http://schemas.microsoft.com/office/word/2010/wordprocessingDrawing" xmlns:wp="http://schemas.openxmlformats.org/drawingml/2006/wordprocessingDrawing" xmlns:w10="urn:schemas-microsoft-com:office:word" xmlns:w="http://schemas.openxmlformats.org/wordprocessingml/2006/main" xmlns:w14="http://schemas.microsoft.com/office/word/2010/wordml" xmlns:w15="http://schemas.microsoft.com/office/word/2012/wordml" xmlns:w16se="http://schemas.microsoft.com/office/word/2015/wordml/symex" xmlns:wpg="http://schemas.microsoft.com/office/word/2010/wordprocessingGroup" xmlns:wpi="http://schemas.microsoft.com/office/word/2010/wordprocessingInk" xmlns:wne="http://schemas.microsoft.com/office/word/2006/wordml" xmlns:wps="http://schemas.microsoft.com/office/word/2010/wordprocessingShape" mc:Ignorable="w14 w15 w16se wp14">
   <w:body>
     <w:p>
       <w:r>
@@ -95,6 +95,9 @@
       </w:r>
     </w:p>
     <w:p>
+      <w:pPr>
+        <w:spacing w:before="0" w:after="0"/>
+      </w:pPr>
       <w:r>
         <w:t xml:space="preserve">¿Cómo funciona gramaticalmente el número </w:t>
       </w:r>
@@ -109,23 +112,39 @@
         <w:t xml:space="preserve"> (uno)?</w:t>
       </w:r>
     </w:p>
-    <w:p/>
-    <w:p>
+    <w:p>
+      <w:pPr>
+        <w:spacing w:before="0" w:after="0"/>
+      </w:pPr>
+    </w:p>
+    <w:p>
+      <w:pPr>
+        <w:spacing w:before="0" w:after="0"/>
+      </w:pPr>
       <w:r>
         <w:t>a) Como sustantivo</w:t>
       </w:r>
     </w:p>
     <w:p>
+      <w:pPr>
+        <w:spacing w:before="0" w:after="0"/>
+      </w:pPr>
       <w:r>
         <w:t>b) Como adjetivo (sigue al sustantivo y concuerda)</w:t>
       </w:r>
     </w:p>
     <w:p>
+      <w:pPr>
+        <w:spacing w:before="0" w:after="0"/>
+      </w:pPr>
       <w:r>
         <w:t>c) Como verbo</w:t>
       </w:r>
     </w:p>
     <w:p>
+      <w:pPr>
+        <w:spacing w:before="0" w:after="0"/>
+      </w:pPr>
       <w:r>
         <w:t>d) Como preposición</w:t>
       </w:r>
@@ -350,15 +369,7 @@
     </w:p>
     <w:p>
       <w:r>
-        <w:t>Los números 20, 30, 40... ¿</w:t>
-      </w:r>
-      <w:proofErr w:type="gramStart"/>
-      <w:r>
-        <w:t>tienen</w:t>
-      </w:r>
-      <w:proofErr w:type="gramEnd"/>
-      <w:r>
-        <w:t xml:space="preserve"> distinción de género?</w:t>
+        <w:t>Los números 20, 30, 40... ¿tienen distinción de género?</w:t>
       </w:r>
     </w:p>
     <w:p/>
@@ -754,7 +765,50 @@
     <w:p/>
     <w:p>
       <w:r>
+        <w:t>Respuesta: ______</w:t>
+      </w:r>
+    </w:p>
+    <w:p/>
+    <w:p/>
+    <w:p>
+      <w:r>
         <w:lastRenderedPageBreak/>
+        <w:t>Pregunta 14</w:t>
+      </w:r>
+    </w:p>
+    <w:p>
+      <w:r>
+        <w:rPr>
+          <w:rFonts w:cs="Arial"/>
+          <w:rtl/>
+        </w:rPr>
+        <w:t>לַיְלָה</w:t>
+      </w:r>
+    </w:p>
+    <w:p/>
+    <w:p>
+      <w:r>
+        <w:t>a) día</w:t>
+      </w:r>
+    </w:p>
+    <w:p>
+      <w:r>
+        <w:t>b) noche</w:t>
+      </w:r>
+    </w:p>
+    <w:p>
+      <w:r>
+        <w:t>c) sol</w:t>
+      </w:r>
+    </w:p>
+    <w:p>
+      <w:r>
+        <w:t>d) luna</w:t>
+      </w:r>
+    </w:p>
+    <w:p/>
+    <w:p>
+      <w:r>
         <w:t>Respuesta: ______</w:t>
       </w:r>
     </w:p>
@@ -762,10 +816,647 @@
     <w:p/>
     <w:p>
       <w:r>
-        <w:t>Pregunta 14</w:t>
-      </w:r>
-    </w:p>
-    <w:p>
+        <w:t>Pregunta 15</w:t>
+      </w:r>
+    </w:p>
+    <w:p>
+      <w:r>
+        <w:rPr>
+          <w:rFonts w:cs="Arial"/>
+          <w:rtl/>
+        </w:rPr>
+        <w:t>מַלְאָךְ</w:t>
+      </w:r>
+    </w:p>
+    <w:p/>
+    <w:p>
+      <w:r>
+        <w:t>a) rey</w:t>
+      </w:r>
+    </w:p>
+    <w:p>
+      <w:r>
+        <w:t>b) profeta</w:t>
+      </w:r>
+    </w:p>
+    <w:p>
+      <w:r>
+        <w:t>c) ángel, mensajero</w:t>
+      </w:r>
+    </w:p>
+    <w:p>
+      <w:r>
+        <w:t>d) sacerdote</w:t>
+      </w:r>
+    </w:p>
+    <w:p/>
+    <w:p>
+      <w:r>
+        <w:t>Respuesta: ______</w:t>
+      </w:r>
+    </w:p>
+    <w:p/>
+    <w:p/>
+    <w:p>
+      <w:r>
+        <w:t>Pregunta 16</w:t>
+      </w:r>
+    </w:p>
+    <w:p>
+      <w:r>
+        <w:rPr>
+          <w:rFonts w:cs="Arial"/>
+          <w:rtl/>
+        </w:rPr>
+        <w:lastRenderedPageBreak/>
+        <w:t>נַעַר</w:t>
+      </w:r>
+    </w:p>
+    <w:p/>
+    <w:p>
+      <w:r>
+        <w:t>a) anciano</w:t>
+      </w:r>
+    </w:p>
+    <w:p>
+      <w:r>
+        <w:t>b) joven, muchacho</w:t>
+      </w:r>
+    </w:p>
+    <w:p>
+      <w:r>
+        <w:t>c) mujer</w:t>
+      </w:r>
+    </w:p>
+    <w:p>
+      <w:r>
+        <w:t>d) padre</w:t>
+      </w:r>
+    </w:p>
+    <w:p/>
+    <w:p>
+      <w:r>
+        <w:t>Respuesta: ______</w:t>
+      </w:r>
+    </w:p>
+    <w:p/>
+    <w:p/>
+    <w:p>
+      <w:r>
+        <w:t>Pregunta 17</w:t>
+      </w:r>
+    </w:p>
+    <w:p>
+      <w:r>
+        <w:rPr>
+          <w:rFonts w:cs="Arial"/>
+          <w:rtl/>
+        </w:rPr>
+        <w:t>אֵם</w:t>
+      </w:r>
+    </w:p>
+    <w:p/>
+    <w:p>
+      <w:r>
+        <w:t>a) padre</w:t>
+      </w:r>
+    </w:p>
+    <w:p>
+      <w:r>
+        <w:t>b) hermano</w:t>
+      </w:r>
+    </w:p>
+    <w:p>
+      <w:r>
+        <w:t>c) madre</w:t>
+      </w:r>
+    </w:p>
+    <w:p>
+      <w:r>
+        <w:t>d) hermana</w:t>
+      </w:r>
+    </w:p>
+    <w:p/>
+    <w:p>
+      <w:r>
+        <w:t>Respuesta: ______</w:t>
+      </w:r>
+    </w:p>
+    <w:p/>
+    <w:p/>
+    <w:p>
+      <w:r>
+        <w:t>Pregunta 18</w:t>
+      </w:r>
+    </w:p>
+    <w:p>
+      <w:r>
+        <w:rPr>
+          <w:rFonts w:cs="Arial"/>
+          <w:rtl/>
+        </w:rPr>
+        <w:t>מֵאָה</w:t>
+      </w:r>
+    </w:p>
+    <w:p/>
+    <w:p>
+      <w:r>
+        <w:t>a) mil</w:t>
+      </w:r>
+    </w:p>
+    <w:p>
+      <w:r>
+        <w:t>b) cien</w:t>
+      </w:r>
+    </w:p>
+    <w:p>
+      <w:r>
+        <w:t>c) diez</w:t>
+      </w:r>
+    </w:p>
+    <w:p>
+      <w:r>
+        <w:t>d) veinte</w:t>
+      </w:r>
+    </w:p>
+    <w:p/>
+    <w:p>
+      <w:r>
+        <w:t>Respuesta: ______</w:t>
+      </w:r>
+    </w:p>
+    <w:p/>
+    <w:p/>
+    <w:p>
+      <w:r>
+        <w:t>Pregunta 19</w:t>
+      </w:r>
+    </w:p>
+    <w:p>
+      <w:r>
+        <w:rPr>
+          <w:rFonts w:cs="Arial"/>
+          <w:rtl/>
+        </w:rPr>
+        <w:t>תָּמִיד</w:t>
+      </w:r>
+    </w:p>
+    <w:p/>
+    <w:p>
+      <w:r>
+        <w:t>a) a veces</w:t>
+      </w:r>
+    </w:p>
+    <w:p>
+      <w:r>
+        <w:t>b) nunca</w:t>
+      </w:r>
+    </w:p>
+    <w:p>
+      <w:r>
+        <w:t>c) continuamente, siempre</w:t>
+      </w:r>
+    </w:p>
+    <w:p>
+      <w:r>
+        <w:t>d) quizás</w:t>
+      </w:r>
+    </w:p>
+    <w:p/>
+    <w:p>
+      <w:r>
+        <w:t>Respuesta: ______</w:t>
+      </w:r>
+    </w:p>
+    <w:p/>
+    <w:p/>
+    <w:p>
+      <w:bookmarkStart w:id="0" w:name="_GoBack"/>
+      <w:r>
+        <w:t>Pregunta 20</w:t>
+      </w:r>
+    </w:p>
+    <w:p>
+      <w:r>
+        <w:rPr>
+          <w:rFonts w:cs="Arial"/>
+          <w:rtl/>
+        </w:rPr>
+        <w:t>שָׁם</w:t>
+      </w:r>
+    </w:p>
+    <w:p/>
+    <w:p>
+      <w:r>
+        <w:lastRenderedPageBreak/>
+        <w:t>a) aquí</w:t>
+      </w:r>
+    </w:p>
+    <w:p>
+      <w:r>
+        <w:t>b) allí</w:t>
+      </w:r>
+    </w:p>
+    <w:p>
+      <w:r>
+        <w:t>c) cerca</w:t>
+      </w:r>
+    </w:p>
+    <w:p>
+      <w:r>
+        <w:t>d) lejos</w:t>
+      </w:r>
+    </w:p>
+    <w:bookmarkEnd w:id="0"/>
+    <w:p/>
+    <w:p>
+      <w:r>
+        <w:t>Respuesta: ______</w:t>
+      </w:r>
+    </w:p>
+    <w:p/>
+    <w:p/>
+    <w:p>
+      <w:r>
+        <w:t>PARTE III: EXTRA (Opcional - 10 puntos de bonificación)</w:t>
+      </w:r>
+    </w:p>
+    <w:p/>
+    <w:p>
+      <w:r>
+        <w:t>Pregunta 21 (Traducción)</w:t>
+      </w:r>
+    </w:p>
+    <w:p>
+      <w:r>
+        <w:t>Traduce la siguiente frase al español:</w:t>
+      </w:r>
+    </w:p>
+    <w:p/>
+    <w:p>
+      <w:r>
+        <w:rPr>
+          <w:rFonts w:cs="Arial"/>
+          <w:rtl/>
+        </w:rPr>
+        <w:t>שְׁמַע יִשְׂרָאֵל יְהוָה אֱלֹהֵינוּ יְהוָה אֶחָד</w:t>
+      </w:r>
+    </w:p>
+    <w:p/>
+    <w:p>
+      <w:r>
+        <w:t>a) Escucha Israel, el SEÑOR nuestro Dios, el SEÑOR uno es</w:t>
+      </w:r>
+    </w:p>
+    <w:p>
+      <w:r>
+        <w:t>b) Oye Israel, el SEÑOR tu Dios, el SEÑOR es único</w:t>
+      </w:r>
+    </w:p>
+    <w:p>
+      <w:r>
+        <w:t>c) Ambas son correctas</w:t>
+      </w:r>
+    </w:p>
+    <w:p>
+      <w:r>
+        <w:t>d) Ninguna es correcta</w:t>
+      </w:r>
+    </w:p>
+    <w:p/>
+    <w:p>
+      <w:r>
+        <w:t>Respuesta: ______</w:t>
+      </w:r>
+    </w:p>
+    <w:p/>
+    <w:p/>
+    <w:p>
+      <w:r>
+        <w:t>═══════════════════════════════════════════════════════════════</w:t>
+      </w:r>
+    </w:p>
+    <w:p>
+      <w:r>
+        <w:t>HOJA DE RESPUESTAS</w:t>
+      </w:r>
+    </w:p>
+    <w:p>
+      <w:r>
+        <w:t>═══════════════════════════════════════════════════════════════</w:t>
+      </w:r>
+    </w:p>
+    <w:p/>
+    <w:p>
+      <w:r>
+        <w:t>Pregunta | Respuesta</w:t>
+      </w:r>
+    </w:p>
+    <w:p>
+      <w:r>
+        <w:t>---------|----------</w:t>
+      </w:r>
+    </w:p>
+    <w:p>
+      <w:r>
+        <w:t>1        | ______</w:t>
+      </w:r>
+    </w:p>
+    <w:p>
+      <w:r>
+        <w:t>2        | ______</w:t>
+      </w:r>
+    </w:p>
+    <w:p>
+      <w:r>
+        <w:t>3        | ______</w:t>
+      </w:r>
+    </w:p>
+    <w:p>
+      <w:r>
+        <w:t>4        | ______</w:t>
+      </w:r>
+    </w:p>
+    <w:p>
+      <w:r>
+        <w:t>5        | ______</w:t>
+      </w:r>
+    </w:p>
+    <w:p>
+      <w:r>
+        <w:t>6        | ______</w:t>
+      </w:r>
+    </w:p>
+    <w:p>
+      <w:r>
+        <w:t>7        | ______</w:t>
+      </w:r>
+    </w:p>
+    <w:p>
+      <w:r>
+        <w:t>8        | ______</w:t>
+      </w:r>
+    </w:p>
+    <w:p>
+      <w:r>
+        <w:t>9        | ______</w:t>
+      </w:r>
+    </w:p>
+    <w:p>
+      <w:r>
+        <w:t>10       | ______</w:t>
+      </w:r>
+    </w:p>
+    <w:p>
+      <w:r>
+        <w:t>11       | ______</w:t>
+      </w:r>
+    </w:p>
+    <w:p>
+      <w:r>
+        <w:t>12       | ______</w:t>
+      </w:r>
+    </w:p>
+    <w:p>
+      <w:r>
+        <w:t>13       | ______</w:t>
+      </w:r>
+    </w:p>
+    <w:p>
+      <w:r>
+        <w:t>14       | ______</w:t>
+      </w:r>
+    </w:p>
+    <w:p>
+      <w:r>
+        <w:lastRenderedPageBreak/>
+        <w:t>15       | ______</w:t>
+      </w:r>
+    </w:p>
+    <w:p>
+      <w:r>
+        <w:t>16       | ______</w:t>
+      </w:r>
+    </w:p>
+    <w:p>
+      <w:r>
+        <w:t>17       | ______</w:t>
+      </w:r>
+    </w:p>
+    <w:p>
+      <w:r>
+        <w:t>18       | ______</w:t>
+      </w:r>
+    </w:p>
+    <w:p>
+      <w:r>
+        <w:t>19       | ______</w:t>
+      </w:r>
+    </w:p>
+    <w:p>
+      <w:r>
+        <w:t>20       | ______</w:t>
+      </w:r>
+    </w:p>
+    <w:p>
+      <w:r>
+        <w:t>21 (</w:t>
+      </w:r>
+      <w:proofErr w:type="spellStart"/>
+      <w:r>
+        <w:t>bonus</w:t>
+      </w:r>
+      <w:proofErr w:type="spellEnd"/>
+      <w:r>
+        <w:t>)| ______</w:t>
+      </w:r>
+    </w:p>
+    <w:p/>
+    <w:p/>
+    <w:p>
+      <w:r>
+        <w:t>═══════════════════════════════════════════════════════════════</w:t>
+      </w:r>
+    </w:p>
+    <w:p>
+      <w:r>
+        <w:t>CLAVE DE RESPUESTAS (PARA EL MAESTRO)</w:t>
+      </w:r>
+    </w:p>
+    <w:p>
+      <w:r>
+        <w:t>═══════════════════════════════════════════════════════════════</w:t>
+      </w:r>
+    </w:p>
+    <w:p/>
+    <w:p>
+      <w:r>
+        <w:t>Pregunta | Respuesta | Explicación breve</w:t>
+      </w:r>
+    </w:p>
+    <w:p>
+      <w:r>
+        <w:t>---------|-----------|------------------</w:t>
+      </w:r>
+    </w:p>
+    <w:p>
+      <w:r>
+        <w:t>1        | b         | El hebreo escribe números con palabras</w:t>
+      </w:r>
+    </w:p>
+    <w:p>
+      <w:r>
+        <w:t xml:space="preserve">2        | b         | </w:t>
+      </w:r>
+      <w:r>
+        <w:rPr>
+          <w:rFonts w:cs="Arial"/>
+          <w:rtl/>
+        </w:rPr>
+        <w:t>אֶחָד</w:t>
+      </w:r>
+      <w:r>
+        <w:t xml:space="preserve"> funciona como adjetivo</w:t>
+      </w:r>
+    </w:p>
+    <w:p>
+      <w:r>
+        <w:t>3        | d         | Las tres son formas del número dos</w:t>
+      </w:r>
+    </w:p>
+    <w:p>
+      <w:r>
+        <w:t>4        | b         | Polaridad: masculino con femenino y viceversa</w:t>
+      </w:r>
+    </w:p>
+    <w:p>
+      <w:r>
+        <w:t xml:space="preserve">5        | b         | </w:t>
+      </w:r>
+      <w:r>
+        <w:rPr>
+          <w:rFonts w:cs="Arial"/>
+          <w:rtl/>
+        </w:rPr>
+        <w:t>שְׁלֹשָׁה</w:t>
+      </w:r>
+      <w:r>
+        <w:t xml:space="preserve"> (forma femenina) con </w:t>
+      </w:r>
+      <w:r>
+        <w:rPr>
+          <w:rFonts w:cs="Arial"/>
+          <w:rtl/>
+        </w:rPr>
+        <w:t>בָּנִים</w:t>
+      </w:r>
+      <w:r>
+        <w:t xml:space="preserve"> (</w:t>
+      </w:r>
+      <w:proofErr w:type="spellStart"/>
+      <w:r>
+        <w:t>masc</w:t>
+      </w:r>
+      <w:proofErr w:type="spellEnd"/>
+      <w:r>
+        <w:t>.)</w:t>
+      </w:r>
+    </w:p>
+    <w:p>
+      <w:r>
+        <w:t>6        | b         | Sustantivo en singular, traducción plural</w:t>
+      </w:r>
+    </w:p>
+    <w:p>
+      <w:r>
+        <w:lastRenderedPageBreak/>
+        <w:t>7        | b         | Las decenas no tienen distinción de género</w:t>
+      </w:r>
+    </w:p>
+    <w:p>
+      <w:r>
+        <w:t>8        | b         | Ordinal con artículo, sigue al sustantivo</w:t>
+      </w:r>
+    </w:p>
+    <w:p>
+      <w:r>
+        <w:t>9        | c         | Uso de cardinal como ordinal (Génesis 14:4)</w:t>
+      </w:r>
+    </w:p>
+    <w:p>
+      <w:r>
+        <w:t xml:space="preserve">10       | b         | </w:t>
+      </w:r>
+      <w:r>
+        <w:rPr>
+          <w:rFonts w:cs="Arial"/>
+          <w:rtl/>
+        </w:rPr>
+        <w:t>רִאשׁוֹן</w:t>
+      </w:r>
+      <w:r>
+        <w:t xml:space="preserve"> deriva de </w:t>
+      </w:r>
+      <w:r>
+        <w:rPr>
+          <w:rFonts w:cs="Arial"/>
+          <w:rtl/>
+        </w:rPr>
+        <w:t>רֹאשׁ</w:t>
+      </w:r>
+      <w:r>
+        <w:t xml:space="preserve"> (cabeza)</w:t>
+      </w:r>
+    </w:p>
+    <w:p>
+      <w:r>
+        <w:t xml:space="preserve">11       | b         | </w:t>
+      </w:r>
+      <w:r>
+        <w:rPr>
+          <w:rFonts w:cs="Arial"/>
+          <w:rtl/>
+        </w:rPr>
+        <w:t>אֶחָד</w:t>
+      </w:r>
+      <w:r>
+        <w:t xml:space="preserve"> = uno</w:t>
+      </w:r>
+    </w:p>
+    <w:p>
+      <w:r>
+        <w:t xml:space="preserve">12       | b         | </w:t>
+      </w:r>
+      <w:r>
+        <w:rPr>
+          <w:rFonts w:cs="Arial"/>
+          <w:rtl/>
+        </w:rPr>
+        <w:t>שְׁנַיִם</w:t>
+      </w:r>
+      <w:r>
+        <w:t xml:space="preserve"> = dos</w:t>
+      </w:r>
+    </w:p>
+    <w:p>
+      <w:r>
+        <w:t xml:space="preserve">13       | b         | </w:t>
+      </w:r>
+      <w:r>
+        <w:rPr>
+          <w:rFonts w:cs="Arial"/>
+          <w:rtl/>
+        </w:rPr>
+        <w:t>שָׁלוֹם</w:t>
+      </w:r>
+      <w:r>
+        <w:t xml:space="preserve"> = paz</w:t>
+      </w:r>
+    </w:p>
+    <w:p>
+      <w:r>
+        <w:t xml:space="preserve">14       | b         | </w:t>
+      </w:r>
       <w:r>
         <w:rPr>
           <w:rFonts w:cs="Arial"/>
@@ -773,42 +1464,14 @@
         </w:rPr>
         <w:t>לַיְלָה</w:t>
       </w:r>
-    </w:p>
-    <w:p/>
-    <w:p>
-      <w:r>
-        <w:t>a) día</w:t>
-      </w:r>
-    </w:p>
-    <w:p>
-      <w:r>
-        <w:t>b) noche</w:t>
-      </w:r>
-    </w:p>
-    <w:p>
-      <w:r>
-        <w:t>c) sol</w:t>
-      </w:r>
-    </w:p>
-    <w:p>
-      <w:r>
-        <w:t>d) luna</w:t>
-      </w:r>
-    </w:p>
-    <w:p/>
-    <w:p>
-      <w:r>
-        <w:t>Respuesta: ______</w:t>
-      </w:r>
-    </w:p>
-    <w:p/>
-    <w:p/>
-    <w:p>
-      <w:r>
-        <w:t>Pregunta 15</w:t>
-      </w:r>
-    </w:p>
-    <w:p>
+      <w:r>
+        <w:t xml:space="preserve"> = noche</w:t>
+      </w:r>
+    </w:p>
+    <w:p>
+      <w:r>
+        <w:t xml:space="preserve">15       | c         | </w:t>
+      </w:r>
       <w:r>
         <w:rPr>
           <w:rFonts w:cs="Arial"/>
@@ -816,42 +1479,14 @@
         </w:rPr>
         <w:t>מַלְאָךְ</w:t>
       </w:r>
-    </w:p>
-    <w:p/>
-    <w:p>
-      <w:r>
-        <w:t>a) rey</w:t>
-      </w:r>
-    </w:p>
-    <w:p>
-      <w:r>
-        <w:t>b) profeta</w:t>
-      </w:r>
-    </w:p>
-    <w:p>
-      <w:r>
-        <w:t>c) ángel, mensajero</w:t>
-      </w:r>
-    </w:p>
-    <w:p>
-      <w:r>
-        <w:t>d) sacerdote</w:t>
-      </w:r>
-    </w:p>
-    <w:p/>
-    <w:p>
-      <w:r>
-        <w:t>Respuesta: ______</w:t>
-      </w:r>
-    </w:p>
-    <w:p/>
-    <w:p/>
-    <w:p>
-      <w:r>
-        <w:t>Pregunta 16</w:t>
-      </w:r>
-    </w:p>
-    <w:p>
+      <w:r>
+        <w:t xml:space="preserve"> = ángel, mensajero</w:t>
+      </w:r>
+    </w:p>
+    <w:p>
+      <w:r>
+        <w:t xml:space="preserve">16       | b         | </w:t>
+      </w:r>
       <w:r>
         <w:rPr>
           <w:rFonts w:cs="Arial"/>
@@ -859,42 +1494,14 @@
         </w:rPr>
         <w:t>נַעַר</w:t>
       </w:r>
-    </w:p>
-    <w:p/>
-    <w:p>
-      <w:r>
-        <w:t>a) anciano</w:t>
-      </w:r>
-    </w:p>
-    <w:p>
-      <w:r>
-        <w:t>b) joven, muchacho</w:t>
-      </w:r>
-    </w:p>
-    <w:p>
-      <w:r>
-        <w:t>c) mujer</w:t>
-      </w:r>
-    </w:p>
-    <w:p>
-      <w:r>
-        <w:t>d) padre</w:t>
-      </w:r>
-    </w:p>
-    <w:p/>
-    <w:p>
-      <w:r>
-        <w:t>Respuesta: ______</w:t>
-      </w:r>
-    </w:p>
-    <w:p/>
-    <w:p/>
-    <w:p>
-      <w:r>
-        <w:t>Pregunta 17</w:t>
-      </w:r>
-    </w:p>
-    <w:p>
+      <w:r>
+        <w:t xml:space="preserve"> = joven, muchacho</w:t>
+      </w:r>
+    </w:p>
+    <w:p>
+      <w:r>
+        <w:t xml:space="preserve">17       | c         | </w:t>
+      </w:r>
       <w:r>
         <w:rPr>
           <w:rFonts w:cs="Arial"/>
@@ -902,42 +1509,14 @@
         </w:rPr>
         <w:t>אֵם</w:t>
       </w:r>
-    </w:p>
-    <w:p/>
-    <w:p>
-      <w:r>
-        <w:t>a) padre</w:t>
-      </w:r>
-    </w:p>
-    <w:p>
-      <w:r>
-        <w:t>b) hermano</w:t>
-      </w:r>
-    </w:p>
-    <w:p>
-      <w:r>
-        <w:t>c) madre</w:t>
-      </w:r>
-    </w:p>
-    <w:p>
-      <w:r>
-        <w:t>d) hermana</w:t>
-      </w:r>
-    </w:p>
-    <w:p/>
-    <w:p>
-      <w:r>
-        <w:t>Respuesta: ______</w:t>
-      </w:r>
-    </w:p>
-    <w:p/>
-    <w:p/>
-    <w:p>
-      <w:r>
-        <w:t>Pregunta 18</w:t>
-      </w:r>
-    </w:p>
-    <w:p>
+      <w:r>
+        <w:t xml:space="preserve"> = madre</w:t>
+      </w:r>
+    </w:p>
+    <w:p>
+      <w:r>
+        <w:t xml:space="preserve">18       | b         | </w:t>
+      </w:r>
       <w:r>
         <w:rPr>
           <w:rFonts w:cs="Arial"/>
@@ -945,42 +1524,14 @@
         </w:rPr>
         <w:t>מֵאָה</w:t>
       </w:r>
-    </w:p>
-    <w:p/>
-    <w:p>
-      <w:r>
-        <w:t>a) mil</w:t>
-      </w:r>
-    </w:p>
-    <w:p>
-      <w:r>
-        <w:t>b) cien</w:t>
-      </w:r>
-    </w:p>
-    <w:p>
-      <w:r>
-        <w:t>c) diez</w:t>
-      </w:r>
-    </w:p>
-    <w:p>
-      <w:r>
-        <w:t>d) veinte</w:t>
-      </w:r>
-    </w:p>
-    <w:p/>
-    <w:p>
-      <w:r>
-        <w:t>Respuesta: ______</w:t>
-      </w:r>
-    </w:p>
-    <w:p/>
-    <w:p/>
-    <w:p>
-      <w:r>
-        <w:t>Pregunta 19</w:t>
-      </w:r>
-    </w:p>
-    <w:p>
+      <w:r>
+        <w:t xml:space="preserve"> = cien</w:t>
+      </w:r>
+    </w:p>
+    <w:p>
+      <w:r>
+        <w:t xml:space="preserve">19       | c         | </w:t>
+      </w:r>
       <w:r>
         <w:rPr>
           <w:rFonts w:cs="Arial"/>
@@ -988,43 +1539,14 @@
         </w:rPr>
         <w:t>תָּמִיד</w:t>
       </w:r>
-    </w:p>
-    <w:p/>
-    <w:p>
-      <w:r>
-        <w:t>a) a veces</w:t>
-      </w:r>
-    </w:p>
-    <w:p>
-      <w:r>
-        <w:t>b) nunca</w:t>
-      </w:r>
-    </w:p>
-    <w:p>
-      <w:r>
-        <w:t>c) continuamente, siempre</w:t>
-      </w:r>
-    </w:p>
-    <w:p>
-      <w:r>
-        <w:t>d) quizás</w:t>
-      </w:r>
-    </w:p>
-    <w:p/>
-    <w:p>
-      <w:r>
-        <w:t>Respuesta: ______</w:t>
-      </w:r>
-    </w:p>
-    <w:p/>
-    <w:p/>
-    <w:p>
-      <w:r>
-        <w:lastRenderedPageBreak/>
-        <w:t>Pregunta 20</w:t>
-      </w:r>
-    </w:p>
-    <w:p>
+      <w:r>
+        <w:t xml:space="preserve"> = continuamente, siempre</w:t>
+      </w:r>
+    </w:p>
+    <w:p>
+      <w:r>
+        <w:t xml:space="preserve">20       | b         | </w:t>
+      </w:r>
       <w:r>
         <w:rPr>
           <w:rFonts w:cs="Arial"/>
@@ -1032,220 +1554,16 @@
         </w:rPr>
         <w:t>שָׁם</w:t>
       </w:r>
-    </w:p>
-    <w:p/>
-    <w:p>
-      <w:r>
-        <w:t>a) aquí</w:t>
-      </w:r>
-    </w:p>
-    <w:p>
-      <w:r>
-        <w:t>b) allí</w:t>
-      </w:r>
-    </w:p>
-    <w:p>
-      <w:r>
-        <w:t>c) cerca</w:t>
-      </w:r>
-    </w:p>
-    <w:p>
-      <w:r>
-        <w:t>d) lejos</w:t>
-      </w:r>
-    </w:p>
-    <w:p/>
-    <w:p>
-      <w:r>
-        <w:t>Respuesta: ______</w:t>
-      </w:r>
-    </w:p>
-    <w:p/>
-    <w:p/>
-    <w:p>
-      <w:r>
-        <w:t>PARTE III: EXTRA (Opcional - 10 puntos de bonificación)</w:t>
-      </w:r>
-    </w:p>
-    <w:p/>
-    <w:p>
-      <w:r>
-        <w:t>Pregunta 21 (Traducción)</w:t>
-      </w:r>
-    </w:p>
-    <w:p>
-      <w:r>
-        <w:t>Traduce la siguiente frase al español:</w:t>
-      </w:r>
-    </w:p>
-    <w:p/>
-    <w:p>
-      <w:r>
-        <w:rPr>
-          <w:rFonts w:cs="Arial"/>
-          <w:rtl/>
-        </w:rPr>
-        <w:t>שְׁמַע יִשְׂרָאֵל יְהוָה אֱלֹהֵינוּ יְהוָה אֶחָד</w:t>
-      </w:r>
-    </w:p>
-    <w:p/>
-    <w:p>
-      <w:r>
-        <w:t>a) Escucha Israel, el SEÑOR nuestro Dios, el SEÑOR uno es</w:t>
-      </w:r>
-    </w:p>
-    <w:p>
-      <w:r>
-        <w:t>b) Oye Israel, el SEÑOR tu Dios, el SEÑOR es único</w:t>
-      </w:r>
-    </w:p>
-    <w:p>
-      <w:r>
-        <w:t>c) Ambas son correctas</w:t>
-      </w:r>
-    </w:p>
-    <w:p>
-      <w:r>
-        <w:t>d) Ninguna es correcta</w:t>
-      </w:r>
-    </w:p>
-    <w:p/>
-    <w:p>
-      <w:r>
-        <w:lastRenderedPageBreak/>
-        <w:t>Respuesta: ______</w:t>
-      </w:r>
-    </w:p>
-    <w:p/>
-    <w:p/>
-    <w:p>
-      <w:r>
-        <w:t>═══════════════════════════════════════════════════════════════</w:t>
-      </w:r>
-    </w:p>
-    <w:p>
-      <w:r>
-        <w:t>HOJA DE RESPUESTAS</w:t>
-      </w:r>
-    </w:p>
-    <w:p>
-      <w:r>
-        <w:t>═══════════════════════════════════════════════════════════════</w:t>
-      </w:r>
-    </w:p>
-    <w:p/>
-    <w:p>
-      <w:r>
-        <w:t>Pregunta | Respuesta</w:t>
-      </w:r>
-    </w:p>
-    <w:p>
-      <w:r>
-        <w:t>---------|----------</w:t>
-      </w:r>
-    </w:p>
-    <w:p>
-      <w:r>
-        <w:t>1        | ______</w:t>
-      </w:r>
-    </w:p>
-    <w:p>
-      <w:r>
-        <w:t>2        | ______</w:t>
-      </w:r>
-    </w:p>
-    <w:p>
-      <w:r>
-        <w:t>3        | ______</w:t>
-      </w:r>
-    </w:p>
-    <w:p>
-      <w:r>
-        <w:t>4        | ______</w:t>
-      </w:r>
-    </w:p>
-    <w:p>
-      <w:r>
-        <w:t>5        | ______</w:t>
-      </w:r>
-    </w:p>
-    <w:p>
-      <w:r>
-        <w:t>6        | ______</w:t>
-      </w:r>
-    </w:p>
-    <w:p>
-      <w:r>
-        <w:t>7        | ______</w:t>
-      </w:r>
-    </w:p>
-    <w:p>
-      <w:r>
-        <w:t>8        | ______</w:t>
-      </w:r>
-    </w:p>
-    <w:p>
-      <w:r>
-        <w:t>9        | ______</w:t>
-      </w:r>
-    </w:p>
-    <w:p>
-      <w:r>
-        <w:t>10       | ______</w:t>
-      </w:r>
-    </w:p>
-    <w:p>
-      <w:r>
-        <w:t>11       | ______</w:t>
-      </w:r>
-    </w:p>
-    <w:p>
-      <w:r>
-        <w:t>12       | ______</w:t>
-      </w:r>
-    </w:p>
-    <w:p>
-      <w:r>
-        <w:lastRenderedPageBreak/>
-        <w:t>13       | ______</w:t>
-      </w:r>
-    </w:p>
-    <w:p>
-      <w:r>
-        <w:t>14       | ______</w:t>
-      </w:r>
-    </w:p>
-    <w:p>
-      <w:r>
-        <w:t>15       | ______</w:t>
-      </w:r>
-    </w:p>
-    <w:p>
-      <w:r>
-        <w:t>16       | ______</w:t>
-      </w:r>
-    </w:p>
-    <w:p>
-      <w:r>
-        <w:t>17       | ______</w:t>
-      </w:r>
-    </w:p>
-    <w:p>
-      <w:r>
-        <w:t>18       | ______</w:t>
-      </w:r>
-    </w:p>
-    <w:p>
-      <w:r>
-        <w:t>19       | ______</w:t>
-      </w:r>
-    </w:p>
-    <w:p>
-      <w:r>
-        <w:t>20       | ______</w:t>
-      </w:r>
-    </w:p>
-    <w:p>
+      <w:r>
+        <w:t xml:space="preserve"> = allí</w:t>
+      </w:r>
+    </w:p>
+    <w:p>
+      <w:pPr>
+        <w:rPr>
+          <w:u w:val="single"/>
+        </w:rPr>
+      </w:pPr>
       <w:r>
         <w:t>21 (</w:t>
       </w:r>
@@ -1255,323 +1573,16 @@
       </w:r>
       <w:proofErr w:type="spellEnd"/>
       <w:r>
-        <w:t>)| ______</w:t>
-      </w:r>
-    </w:p>
-    <w:p/>
-    <w:p/>
-    <w:p>
-      <w:r>
-        <w:t>═══════════════════════════════════════════════════════════════</w:t>
-      </w:r>
-    </w:p>
-    <w:p>
-      <w:r>
-        <w:t>CLAVE DE RESPUESTAS (PARA EL MAESTRO)</w:t>
-      </w:r>
-    </w:p>
-    <w:p>
-      <w:r>
-        <w:t>═══════════════════════════════════════════════════════════════</w:t>
-      </w:r>
-    </w:p>
-    <w:p/>
-    <w:p>
-      <w:r>
-        <w:t>Pregunta | Respuesta | Explicación breve</w:t>
-      </w:r>
-    </w:p>
-    <w:p>
-      <w:r>
-        <w:t>---------|-----------|------------------</w:t>
-      </w:r>
-    </w:p>
-    <w:p>
-      <w:r>
-        <w:t>1        | b         | El hebreo escribe números con palabras</w:t>
-      </w:r>
-    </w:p>
-    <w:p>
-      <w:r>
-        <w:t xml:space="preserve">2        | b         | </w:t>
-      </w:r>
-      <w:r>
-        <w:rPr>
-          <w:rFonts w:cs="Arial"/>
-          <w:rtl/>
-        </w:rPr>
-        <w:t>אֶחָד</w:t>
-      </w:r>
-      <w:r>
-        <w:t xml:space="preserve"> funciona como adjetivo</w:t>
-      </w:r>
-    </w:p>
-    <w:p>
-      <w:r>
-        <w:t>3        | d         | Las tres son formas del número dos</w:t>
-      </w:r>
-    </w:p>
-    <w:p>
-      <w:r>
-        <w:t>4        | b         | Polaridad: masculino con femenino y viceversa</w:t>
-      </w:r>
-    </w:p>
-    <w:p>
-      <w:r>
-        <w:lastRenderedPageBreak/>
-        <w:t xml:space="preserve">5        | b         | </w:t>
-      </w:r>
-      <w:r>
-        <w:rPr>
-          <w:rFonts w:cs="Arial"/>
-          <w:rtl/>
-        </w:rPr>
-        <w:t>שְׁלֹשָׁה</w:t>
-      </w:r>
-      <w:r>
-        <w:t xml:space="preserve"> (forma femenina) con </w:t>
-      </w:r>
-      <w:r>
-        <w:rPr>
-          <w:rFonts w:cs="Arial"/>
-          <w:rtl/>
-        </w:rPr>
-        <w:t>בָּנִים</w:t>
-      </w:r>
-      <w:r>
-        <w:t xml:space="preserve"> (</w:t>
+        <w:t>)| c        | Ambas traducciones son correctas (</w:t>
       </w:r>
       <w:proofErr w:type="spellStart"/>
       <w:r>
-        <w:t>masc</w:t>
+        <w:t>Shema</w:t>
       </w:r>
       <w:proofErr w:type="spellEnd"/>
       <w:r>
-        <w:t>.)</w:t>
-      </w:r>
-    </w:p>
-    <w:p>
-      <w:r>
-        <w:t>6        | b         | Sustantivo en singular, traducción plural</w:t>
-      </w:r>
-    </w:p>
-    <w:p>
-      <w:r>
-        <w:t>7        | b         | Las decenas no tienen distinción de género</w:t>
-      </w:r>
-    </w:p>
-    <w:p>
-      <w:r>
-        <w:t>8        | b         | Ordinal con artículo, sigue al sustantivo</w:t>
-      </w:r>
-    </w:p>
-    <w:p>
-      <w:r>
-        <w:t>9        | c         | Uso de cardinal como ordinal (Génesis 14:4)</w:t>
-      </w:r>
-    </w:p>
-    <w:p>
-      <w:r>
-        <w:t xml:space="preserve">10       | b         | </w:t>
-      </w:r>
-      <w:r>
-        <w:rPr>
-          <w:rFonts w:cs="Arial"/>
-          <w:rtl/>
-        </w:rPr>
-        <w:t>רִאשׁוֹן</w:t>
-      </w:r>
-      <w:r>
-        <w:t xml:space="preserve"> deriva de </w:t>
-      </w:r>
-      <w:r>
-        <w:rPr>
-          <w:rFonts w:cs="Arial"/>
-          <w:rtl/>
-        </w:rPr>
-        <w:t>רֹאשׁ</w:t>
-      </w:r>
-      <w:r>
-        <w:t xml:space="preserve"> (cabeza)</w:t>
-      </w:r>
-    </w:p>
-    <w:p>
-      <w:r>
-        <w:t xml:space="preserve">11       | b         | </w:t>
-      </w:r>
-      <w:r>
-        <w:rPr>
-          <w:rFonts w:cs="Arial"/>
-          <w:rtl/>
-        </w:rPr>
-        <w:t>אֶחָד</w:t>
-      </w:r>
-      <w:r>
-        <w:t xml:space="preserve"> = uno</w:t>
-      </w:r>
-    </w:p>
-    <w:p>
-      <w:r>
-        <w:t xml:space="preserve">12       | b         | </w:t>
-      </w:r>
-      <w:r>
-        <w:rPr>
-          <w:rFonts w:cs="Arial"/>
-          <w:rtl/>
-        </w:rPr>
-        <w:t>שְׁנַיִם</w:t>
-      </w:r>
-      <w:r>
-        <w:t xml:space="preserve"> = dos</w:t>
-      </w:r>
-    </w:p>
-    <w:p>
-      <w:r>
-        <w:t xml:space="preserve">13       | b         | </w:t>
-      </w:r>
-      <w:r>
-        <w:rPr>
-          <w:rFonts w:cs="Arial"/>
-          <w:rtl/>
-        </w:rPr>
-        <w:t>שָׁלוֹם</w:t>
-      </w:r>
-      <w:r>
-        <w:t xml:space="preserve"> = paz</w:t>
-      </w:r>
-    </w:p>
-    <w:p>
-      <w:r>
-        <w:t xml:space="preserve">14       | b         | </w:t>
-      </w:r>
-      <w:r>
-        <w:rPr>
-          <w:rFonts w:cs="Arial"/>
-          <w:rtl/>
-        </w:rPr>
-        <w:t>לַיְלָה</w:t>
-      </w:r>
-      <w:r>
-        <w:t xml:space="preserve"> = noche</w:t>
-      </w:r>
-    </w:p>
-    <w:p>
-      <w:r>
-        <w:t xml:space="preserve">15       | c         | </w:t>
-      </w:r>
-      <w:r>
-        <w:rPr>
-          <w:rFonts w:cs="Arial"/>
-          <w:rtl/>
-        </w:rPr>
-        <w:t>מַלְאָךְ</w:t>
-      </w:r>
-      <w:r>
-        <w:t xml:space="preserve"> = ángel, mensajero</w:t>
-      </w:r>
-    </w:p>
-    <w:p>
-      <w:r>
-        <w:t xml:space="preserve">16       | b         | </w:t>
-      </w:r>
-      <w:r>
-        <w:rPr>
-          <w:rFonts w:cs="Arial"/>
-          <w:rtl/>
-        </w:rPr>
-        <w:t>נַעַר</w:t>
-      </w:r>
-      <w:r>
-        <w:t xml:space="preserve"> = joven, muchacho</w:t>
-      </w:r>
-    </w:p>
-    <w:p>
-      <w:r>
-        <w:t xml:space="preserve">17       | c         | </w:t>
-      </w:r>
-      <w:r>
-        <w:rPr>
-          <w:rFonts w:cs="Arial"/>
-          <w:rtl/>
-        </w:rPr>
-        <w:t>אֵם</w:t>
-      </w:r>
-      <w:r>
-        <w:t xml:space="preserve"> = madre</w:t>
-      </w:r>
-    </w:p>
-    <w:p>
-      <w:r>
-        <w:t xml:space="preserve">18       | b         | </w:t>
-      </w:r>
-      <w:r>
-        <w:rPr>
-          <w:rFonts w:cs="Arial"/>
-          <w:rtl/>
-        </w:rPr>
-        <w:t>מֵאָה</w:t>
-      </w:r>
-      <w:r>
-        <w:t xml:space="preserve"> = cien</w:t>
-      </w:r>
-    </w:p>
-    <w:p>
-      <w:r>
-        <w:t xml:space="preserve">19       | c         | </w:t>
-      </w:r>
-      <w:r>
-        <w:rPr>
-          <w:rFonts w:cs="Arial"/>
-          <w:rtl/>
-        </w:rPr>
-        <w:t>תָּמִיד</w:t>
-      </w:r>
-      <w:r>
-        <w:t xml:space="preserve"> = continuamente, siempre</w:t>
-      </w:r>
-    </w:p>
-    <w:p>
-      <w:r>
-        <w:t xml:space="preserve">20       | b         | </w:t>
-      </w:r>
-      <w:r>
-        <w:rPr>
-          <w:rFonts w:cs="Arial"/>
-          <w:rtl/>
-        </w:rPr>
-        <w:t>שָׁם</w:t>
-      </w:r>
-      <w:r>
-        <w:t xml:space="preserve"> = allí</w:t>
-      </w:r>
-    </w:p>
-    <w:p>
-      <w:pPr>
-        <w:rPr>
-          <w:u w:val="single"/>
-        </w:rPr>
-      </w:pPr>
-      <w:r>
-        <w:t>21 (</w:t>
-      </w:r>
-      <w:proofErr w:type="spellStart"/>
-      <w:r>
-        <w:t>bonus</w:t>
-      </w:r>
-      <w:proofErr w:type="spellEnd"/>
-      <w:r>
-        <w:t>)| c        | Ambas traducciones son correctas (</w:t>
-      </w:r>
-      <w:proofErr w:type="spellStart"/>
-      <w:r>
-        <w:t>Shema</w:t>
-      </w:r>
-      <w:proofErr w:type="spellEnd"/>
-      <w:r>
         <w:t xml:space="preserve"> Israel)</w:t>
       </w:r>
-      <w:bookmarkStart w:id="0" w:name="_GoBack"/>
-      <w:bookmarkEnd w:id="0"/>
     </w:p>
     <w:sectPr>
       <w:pgSz w:w="12240" w:h="15840"/>
@@ -1584,7 +1595,7 @@
 </file>
 
 <file path=word/styles.xml><?xml version="1.0" encoding="utf-8"?>
-<w:styles xmlns:mc="http://schemas.openxmlformats.org/markup-compatibility/2006" xmlns:r="http://schemas.openxmlformats.org/officeDocument/2006/relationships" xmlns:w="http://schemas.openxmlformats.org/wordprocessingml/2006/main" xmlns:w14="http://schemas.microsoft.com/office/word/2010/wordml" xmlns:w15="http://schemas.microsoft.com/office/word/2012/wordml" mc:Ignorable="w14 w15">
+<w:styles xmlns:mc="http://schemas.openxmlformats.org/markup-compatibility/2006" xmlns:r="http://schemas.openxmlformats.org/officeDocument/2006/relationships" xmlns:w="http://schemas.openxmlformats.org/wordprocessingml/2006/main" xmlns:w14="http://schemas.microsoft.com/office/word/2010/wordml" xmlns:w15="http://schemas.microsoft.com/office/word/2012/wordml" xmlns:w16se="http://schemas.microsoft.com/office/word/2015/wordml/symex" mc:Ignorable="w14 w15 w16se">
   <w:docDefaults>
     <w:rPrDefault>
       <w:rPr>
